--- a/plantillas/Notificación electrónica (Automatizado).docx
+++ b/plantillas/Notificación electrónica (Automatizado).docx
@@ -96,7 +96,7 @@
           <w:szCs w:val="24"/>
           <w:lang w:val="es-ES"/>
         </w:rPr>
-        <w:t>899.999.071-0</w:t>
+        <w:t>«Numero_Documento»</w:t>
       </w:r>
       <w:r>
         <w:rPr>
@@ -157,7 +157,7 @@
           <w:szCs w:val="24"/>
           <w:lang w:val="es-ES"/>
         </w:rPr>
-        <w:t>giovannipadillatellez@gmail.com</w:t>
+        <w:t>«Correo_Electronico»</w:t>
       </w:r>
       <w:r>
         <w:rPr>
@@ -185,18 +185,7 @@
           <w:szCs w:val="24"/>
           <w:lang w:val="es-ES"/>
         </w:rPr>
-        <w:t>DIRECCION NOTIFICADO</w:t>
-      </w:r>
-      <w:proofErr w:type="gramStart"/>
-      <w:r>
-        <w:rPr>
-          <w:b/>
-          <w:bCs/>
-          <w:sz w:val="24"/>
-          <w:szCs w:val="24"/>
-          <w:lang w:val="es-ES"/>
-        </w:rPr>
-        <w:t>:</w:t>
+        <w:t>DIRECCION NOTIFICADO:</w:t>
       </w:r>
       <w:r>
         <w:rPr>
@@ -206,7 +195,6 @@
         </w:rPr>
         <w:t xml:space="preserve">  </w:t>
       </w:r>
-      <w:proofErr w:type="gramEnd"/>
       <w:r>
         <w:rPr>
           <w:sz w:val="24"/>
@@ -238,7 +226,7 @@
           <w:szCs w:val="24"/>
           <w:lang w:val="es-ES"/>
         </w:rPr>
-        <w:t>CARRERA 10 N°16-82 PISO 8 Bogotá</w:t>
+        <w:t>«No_DireccionEfectiva»</w:t>
       </w:r>
       <w:r>
         <w:rPr>
@@ -307,7 +295,7 @@
           <w:szCs w:val="24"/>
           <w:lang w:val="es-ES"/>
         </w:rPr>
-        <w:t>Bogota la Calera</w:t>
+        <w:t>«Regional»</w:t>
       </w:r>
       <w:r>
         <w:rPr>
@@ -323,15 +311,7 @@
           <w:szCs w:val="24"/>
           <w:lang w:val="es-ES"/>
         </w:rPr>
-        <w:t xml:space="preserve"> </w:t>
-      </w:r>
-      <w:r>
-        <w:rPr>
-          <w:sz w:val="24"/>
-          <w:szCs w:val="24"/>
-          <w:lang w:val="es-ES"/>
-        </w:rPr>
-        <w:t xml:space="preserve">- </w:t>
+        <w:t xml:space="preserve"> - </w:t>
       </w:r>
       <w:r>
         <w:rPr>
@@ -364,7 +344,7 @@
           <w:szCs w:val="24"/>
           <w:lang w:val="es-ES"/>
         </w:rPr>
-        <w:t>DRBC</w:t>
+        <w:t>«INDICADOR»</w:t>
       </w:r>
       <w:r>
         <w:rPr>
@@ -434,7 +414,7 @@
           <w:szCs w:val="24"/>
           <w:lang w:val="es-ES"/>
         </w:rPr>
-        <w:t>YUBER YESID CARDENAS PULIDO</w:t>
+        <w:t>«DIRECTOR_REGIONAL»</w:t>
       </w:r>
       <w:r>
         <w:rPr>
@@ -503,7 +483,7 @@
           <w:szCs w:val="24"/>
           <w:highlight w:val="white"/>
         </w:rPr>
-        <w:t>40381</w:t>
+        <w:t>«numero_expediente»</w:t>
       </w:r>
       <w:r>
         <w:rPr>
@@ -552,7 +532,7 @@
           <w:szCs w:val="24"/>
           <w:highlight w:val="white"/>
         </w:rPr>
-        <w:t>de la</w:t>
+        <w:t>«articulo_preposicion»</w:t>
       </w:r>
       <w:r>
         <w:rPr>
@@ -601,7 +581,7 @@
           <w:szCs w:val="24"/>
           <w:highlight w:val="white"/>
         </w:rPr>
-        <w:t>Resolución DRBC No.  01237000397  de  28 diciembre 2023</w:t>
+        <w:t>«Acto_Administrativo_No_y_fecha»</w:t>
       </w:r>
       <w:r>
         <w:rPr>
@@ -697,7 +677,7 @@
           <w:sz w:val="24"/>
           <w:szCs w:val="24"/>
         </w:rPr>
-        <w:t>PROCURADURIA 22 JUDICIAL II, AMBIENTAL Y AGRARIA"</w:t>
+        <w:t>«Nombre_Notificado»</w:t>
       </w:r>
       <w:r>
         <w:rPr>
@@ -715,27 +695,7 @@
           <w:szCs w:val="24"/>
           <w:lang w:val="es-ES"/>
         </w:rPr>
-        <w:t>, identificad</w:t>
-      </w:r>
-      <w:r>
-        <w:rPr>
-          <w:b/>
-          <w:bCs/>
-          <w:sz w:val="24"/>
-          <w:szCs w:val="24"/>
-          <w:lang w:val="es-ES"/>
-        </w:rPr>
-        <w:t>o</w:t>
-      </w:r>
-      <w:r>
-        <w:rPr>
-          <w:b/>
-          <w:bCs/>
-          <w:sz w:val="24"/>
-          <w:szCs w:val="24"/>
-          <w:lang w:val="es-ES"/>
-        </w:rPr>
-        <w:t xml:space="preserve"> con </w:t>
+        <w:t xml:space="preserve">, identificado con </w:t>
       </w:r>
       <w:r>
         <w:rPr>
@@ -772,7 +732,7 @@
           <w:sz w:val="24"/>
           <w:szCs w:val="24"/>
         </w:rPr>
-        <w:t>NIT</w:t>
+        <w:t>«Tipo_de_documento»</w:t>
       </w:r>
       <w:r>
         <w:rPr>
@@ -837,7 +797,7 @@
           <w:sz w:val="24"/>
           <w:szCs w:val="24"/>
         </w:rPr>
-        <w:t>899.999.071-0</w:t>
+        <w:t>«Numero_Documento»</w:t>
       </w:r>
       <w:r>
         <w:rPr>
@@ -926,7 +886,7 @@
           <w:szCs w:val="24"/>
           <w:highlight w:val="white"/>
         </w:rPr>
-        <w:t>Diana Carolina Morera Acuña</w:t>
+        <w:t>«NotificadorRevisor»</w:t>
       </w:r>
       <w:r>
         <w:rPr>
@@ -975,7 +935,7 @@
           <w:szCs w:val="24"/>
           <w:highlight w:val="white"/>
         </w:rPr>
-        <w:t>Resolución DRBC No.  01237000397  de  28 diciembre 2023</w:t>
+        <w:t>«Acto_Administrativo_No_y_fecha»</w:t>
       </w:r>
       <w:r>
         <w:rPr>
@@ -1035,7 +995,7 @@
           <w:szCs w:val="24"/>
           <w:highlight w:val="white"/>
         </w:rPr>
-        <w:t>40381</w:t>
+        <w:t>«numero_expediente»</w:t>
       </w:r>
       <w:r>
         <w:rPr>
@@ -1095,7 +1055,7 @@
           <w:sz w:val="24"/>
           <w:szCs w:val="24"/>
         </w:rPr>
-        <w:t>PROCURADURIA 22 JUDICIAL II, AMBIENTAL Y AGRARIA"</w:t>
+        <w:t>«Nombre_Notificado»</w:t>
       </w:r>
       <w:r>
         <w:rPr>
@@ -1153,7 +1113,7 @@
           <w:szCs w:val="24"/>
           <w:highlight w:val="white"/>
         </w:rPr>
-        <w:t>giovannipadillatellez@gmail.com</w:t>
+        <w:t>«Correo_Electronico»</w:t>
       </w:r>
       <w:r>
         <w:rPr>
@@ -1202,7 +1162,7 @@
           <w:szCs w:val="24"/>
           <w:highlight w:val="white"/>
         </w:rPr>
-        <w:t>CARRERA 10 N°16-82 PISO 8 Bogotá</w:t>
+        <w:t>«No_DireccionEfectiva»</w:t>
       </w:r>
       <w:r>
         <w:rPr>
@@ -1260,7 +1220,7 @@
           <w:szCs w:val="24"/>
           <w:shd w:val="clear" w:color="auto" w:fill="FF9900"/>
         </w:rPr>
-        <w:t>MARÍA FERNANDA ZULUAGA MARTÍNEZ</w:t>
+        <w:t>«Funcionario_que_expide»</w:t>
       </w:r>
       <w:r>
         <w:rPr>
@@ -1368,7 +1328,7 @@
           <w:szCs w:val="24"/>
           <w:highlight w:val="yellow"/>
         </w:rPr>
-        <w:t>No Aplica</w:t>
+        <w:t>«Recurso_actoadministrativo»</w:t>
       </w:r>
       <w:r>
         <w:rPr>
@@ -1427,7 +1387,7 @@
           <w:szCs w:val="24"/>
           <w:highlight w:val="white"/>
         </w:rPr>
-        <w:t>de la</w:t>
+        <w:t>«articulo_preposicion»</w:t>
       </w:r>
       <w:r>
         <w:rPr>
@@ -1476,7 +1436,7 @@
           <w:szCs w:val="24"/>
           <w:highlight w:val="white"/>
         </w:rPr>
-        <w:t>Resolución DRBC No.  01237000397  de  28 diciembre 2023</w:t>
+        <w:t>«Acto_Administrativo_No_y_fecha»</w:t>
       </w:r>
       <w:r>
         <w:rPr>
@@ -1506,6 +1466,7 @@
         <w:t>Cordialmente, ​</w:t>
       </w:r>
     </w:p>
+    <w:p/>
     <w:sectPr>
       <w:pgSz w:w="11909" w:h="16834"/>
       <w:pgMar w:top="1440" w:right="1440" w:bottom="1440" w:left="1440" w:header="720" w:footer="720" w:gutter="0"/>
@@ -1521,15 +1482,17 @@
   <w:docDefaults>
     <w:rPrDefault>
       <w:rPr>
-        <w:rFonts w:ascii="Arial" w:eastAsia="Arial" w:hAnsi="Arial" w:cs="Arial"/>
+        <w:rFonts w:asciiTheme="minorHAnsi" w:eastAsiaTheme="minorHAnsi" w:hAnsiTheme="minorHAnsi" w:cstheme="minorBidi"/>
+        <w:kern w:val="2"/>
         <w:sz w:val="22"/>
         <w:szCs w:val="22"/>
-        <w:lang w:val="es" w:eastAsia="es-CO" w:bidi="ar-SA"/>
+        <w:lang w:val="es-CO" w:eastAsia="en-US" w:bidi="ar-SA"/>
+        <w14:ligatures w14:val="standardContextual"/>
       </w:rPr>
     </w:rPrDefault>
     <w:pPrDefault>
       <w:pPr>
-        <w:spacing w:line="276" w:lineRule="auto"/>
+        <w:spacing w:after="160" w:line="259" w:lineRule="auto"/>
       </w:pPr>
     </w:pPrDefault>
   </w:docDefaults>
@@ -1913,96 +1876,15 @@
   </w:latentStyles>
   <w:style w:type="paragraph" w:default="1" w:styleId="Normal">
     <w:name w:val="Normal"/>
-  </w:style>
-  <w:style w:type="paragraph" w:styleId="Ttulo1">
-    <w:name w:val="heading 1"/>
-    <w:basedOn w:val="Normal"/>
-    <w:next w:val="Normal"/>
+    <w:rsid w:val="00275194"/>
     <w:pPr>
-      <w:keepNext/>
-      <w:keepLines/>
-      <w:spacing w:before="400" w:after="120"/>
-      <w:outlineLvl w:val="0"/>
+      <w:spacing w:after="0" w:line="276" w:lineRule="auto"/>
     </w:pPr>
     <w:rPr>
-      <w:sz w:val="40"/>
-      <w:szCs w:val="40"/>
-    </w:rPr>
-  </w:style>
-  <w:style w:type="paragraph" w:styleId="Ttulo2">
-    <w:name w:val="heading 2"/>
-    <w:basedOn w:val="Normal"/>
-    <w:next w:val="Normal"/>
-    <w:pPr>
-      <w:keepNext/>
-      <w:keepLines/>
-      <w:spacing w:before="360" w:after="120"/>
-      <w:outlineLvl w:val="1"/>
-    </w:pPr>
-    <w:rPr>
-      <w:sz w:val="32"/>
-      <w:szCs w:val="32"/>
-    </w:rPr>
-  </w:style>
-  <w:style w:type="paragraph" w:styleId="Ttulo3">
-    <w:name w:val="heading 3"/>
-    <w:basedOn w:val="Normal"/>
-    <w:next w:val="Normal"/>
-    <w:pPr>
-      <w:keepNext/>
-      <w:keepLines/>
-      <w:spacing w:before="320" w:after="80"/>
-      <w:outlineLvl w:val="2"/>
-    </w:pPr>
-    <w:rPr>
-      <w:color w:val="434343"/>
-      <w:sz w:val="28"/>
-      <w:szCs w:val="28"/>
-    </w:rPr>
-  </w:style>
-  <w:style w:type="paragraph" w:styleId="Ttulo4">
-    <w:name w:val="heading 4"/>
-    <w:basedOn w:val="Normal"/>
-    <w:next w:val="Normal"/>
-    <w:pPr>
-      <w:keepNext/>
-      <w:keepLines/>
-      <w:spacing w:before="280" w:after="80"/>
-      <w:outlineLvl w:val="3"/>
-    </w:pPr>
-    <w:rPr>
-      <w:color w:val="666666"/>
-      <w:sz w:val="24"/>
-      <w:szCs w:val="24"/>
-    </w:rPr>
-  </w:style>
-  <w:style w:type="paragraph" w:styleId="Ttulo5">
-    <w:name w:val="heading 5"/>
-    <w:basedOn w:val="Normal"/>
-    <w:next w:val="Normal"/>
-    <w:pPr>
-      <w:keepNext/>
-      <w:keepLines/>
-      <w:spacing w:before="240" w:after="80"/>
-      <w:outlineLvl w:val="4"/>
-    </w:pPr>
-    <w:rPr>
-      <w:color w:val="666666"/>
-    </w:rPr>
-  </w:style>
-  <w:style w:type="paragraph" w:styleId="Ttulo6">
-    <w:name w:val="heading 6"/>
-    <w:basedOn w:val="Normal"/>
-    <w:next w:val="Normal"/>
-    <w:pPr>
-      <w:keepNext/>
-      <w:keepLines/>
-      <w:spacing w:before="240" w:after="80"/>
-      <w:outlineLvl w:val="5"/>
-    </w:pPr>
-    <w:rPr>
-      <w:i/>
-      <w:color w:val="666666"/>
+      <w:rFonts w:ascii="Arial" w:eastAsia="Arial" w:hAnsi="Arial" w:cs="Arial"/>
+      <w:kern w:val="0"/>
+      <w:lang w:val="es" w:eastAsia="es-CO"/>
+      <w14:ligatures w14:val="none"/>
     </w:rPr>
   </w:style>
   <w:style w:type="character" w:default="1" w:styleId="Fuentedeprrafopredeter">
@@ -2032,62 +1914,11 @@
     <w:semiHidden/>
     <w:unhideWhenUsed/>
   </w:style>
-  <w:style w:type="table" w:customStyle="1" w:styleId="TableNormal">
-    <w:name w:val="Table Normal"/>
-    <w:tblPr>
-      <w:tblCellMar>
-        <w:top w:w="0" w:type="dxa"/>
-        <w:left w:w="0" w:type="dxa"/>
-        <w:bottom w:w="0" w:type="dxa"/>
-        <w:right w:w="0" w:type="dxa"/>
-      </w:tblCellMar>
-    </w:tblPr>
-  </w:style>
-  <w:style w:type="paragraph" w:styleId="Ttulo">
-    <w:name w:val="Title"/>
-    <w:basedOn w:val="Normal"/>
-    <w:next w:val="Normal"/>
-    <w:pPr>
-      <w:keepNext/>
-      <w:keepLines/>
-      <w:spacing w:after="60"/>
-    </w:pPr>
-    <w:rPr>
-      <w:sz w:val="52"/>
-      <w:szCs w:val="52"/>
-    </w:rPr>
-  </w:style>
-  <w:style w:type="table" w:customStyle="1" w:styleId="TableNormal0">
-    <w:name w:val="Table Normal0"/>
-    <w:tblPr>
-      <w:tblCellMar>
-        <w:top w:w="0" w:type="dxa"/>
-        <w:left w:w="0" w:type="dxa"/>
-        <w:bottom w:w="0" w:type="dxa"/>
-        <w:right w:w="0" w:type="dxa"/>
-      </w:tblCellMar>
-    </w:tblPr>
-  </w:style>
-  <w:style w:type="paragraph" w:styleId="Subttulo">
-    <w:name w:val="Subtitle"/>
-    <w:basedOn w:val="Normal"/>
-    <w:next w:val="Normal"/>
-    <w:pPr>
-      <w:keepNext/>
-      <w:keepLines/>
-      <w:spacing w:after="320"/>
-    </w:pPr>
-    <w:rPr>
-      <w:color w:val="666666"/>
-      <w:sz w:val="30"/>
-      <w:szCs w:val="30"/>
-    </w:rPr>
-  </w:style>
 </w:styles>
 </file>
 
 <file path=word/theme/theme1.xml><?xml version="1.0" encoding="utf-8"?>
-<a:theme xmlns:a="http://schemas.openxmlformats.org/drawingml/2006/main" name="Office Theme">
+<a:theme xmlns:a="http://schemas.openxmlformats.org/drawingml/2006/main" name="Tema de Office">
   <a:themeElements>
     <a:clrScheme name="Office">
       <a:dk1>
@@ -2097,44 +1928,44 @@
         <a:sysClr val="window" lastClr="FFFFFF"/>
       </a:lt1>
       <a:dk2>
-        <a:srgbClr val="1F497D"/>
+        <a:srgbClr val="44546A"/>
       </a:dk2>
       <a:lt2>
-        <a:srgbClr val="EEECE1"/>
+        <a:srgbClr val="E7E6E6"/>
       </a:lt2>
       <a:accent1>
-        <a:srgbClr val="4F81BD"/>
+        <a:srgbClr val="4472C4"/>
       </a:accent1>
       <a:accent2>
-        <a:srgbClr val="C0504D"/>
+        <a:srgbClr val="ED7D31"/>
       </a:accent2>
       <a:accent3>
-        <a:srgbClr val="9BBB59"/>
+        <a:srgbClr val="A5A5A5"/>
       </a:accent3>
       <a:accent4>
-        <a:srgbClr val="8064A2"/>
+        <a:srgbClr val="FFC000"/>
       </a:accent4>
       <a:accent5>
-        <a:srgbClr val="4BACC6"/>
+        <a:srgbClr val="5B9BD5"/>
       </a:accent5>
       <a:accent6>
-        <a:srgbClr val="F79646"/>
+        <a:srgbClr val="70AD47"/>
       </a:accent6>
       <a:hlink>
-        <a:srgbClr val="0000FF"/>
+        <a:srgbClr val="0563C1"/>
       </a:hlink>
       <a:folHlink>
-        <a:srgbClr val="800080"/>
+        <a:srgbClr val="954F72"/>
       </a:folHlink>
     </a:clrScheme>
     <a:fontScheme name="Office">
       <a:majorFont>
-        <a:latin typeface="Calibri"/>
+        <a:latin typeface="Calibri Light" panose="020F0302020204030204"/>
         <a:ea typeface=""/>
         <a:cs typeface=""/>
-        <a:font script="Jpan" typeface="ＭＳ ゴシック"/>
+        <a:font script="Jpan" typeface="游ゴシック Light"/>
         <a:font script="Hang" typeface="맑은 고딕"/>
-        <a:font script="Hans" typeface="宋体"/>
+        <a:font script="Hans" typeface="等线 Light"/>
         <a:font script="Hant" typeface="新細明體"/>
         <a:font script="Arab" typeface="Times New Roman"/>
         <a:font script="Hebr" typeface="Times New Roman"/>
@@ -2162,14 +1993,31 @@
         <a:font script="Viet" typeface="Times New Roman"/>
         <a:font script="Uigh" typeface="Microsoft Uighur"/>
         <a:font script="Geor" typeface="Sylfaen"/>
+        <a:font script="Armn" typeface="Arial"/>
+        <a:font script="Bugi" typeface="Leelawadee UI"/>
+        <a:font script="Bopo" typeface="Microsoft JhengHei"/>
+        <a:font script="Java" typeface="Javanese Text"/>
+        <a:font script="Lisu" typeface="Segoe UI"/>
+        <a:font script="Mymr" typeface="Myanmar Text"/>
+        <a:font script="Nkoo" typeface="Ebrima"/>
+        <a:font script="Olck" typeface="Nirmala UI"/>
+        <a:font script="Osma" typeface="Ebrima"/>
+        <a:font script="Phag" typeface="Phagspa"/>
+        <a:font script="Syrn" typeface="Estrangelo Edessa"/>
+        <a:font script="Syrj" typeface="Estrangelo Edessa"/>
+        <a:font script="Syre" typeface="Estrangelo Edessa"/>
+        <a:font script="Sora" typeface="Nirmala UI"/>
+        <a:font script="Tale" typeface="Microsoft Tai Le"/>
+        <a:font script="Talu" typeface="Microsoft New Tai Lue"/>
+        <a:font script="Tfng" typeface="Ebrima"/>
       </a:majorFont>
       <a:minorFont>
-        <a:latin typeface="Cambria"/>
+        <a:latin typeface="Calibri" panose="020F0502020204030204"/>
         <a:ea typeface=""/>
         <a:cs typeface=""/>
-        <a:font script="Jpan" typeface="ＭＳ 明朝"/>
+        <a:font script="Jpan" typeface="游明朝"/>
         <a:font script="Hang" typeface="맑은 고딕"/>
-        <a:font script="Hans" typeface="宋体"/>
+        <a:font script="Hans" typeface="等线"/>
         <a:font script="Hant" typeface="新細明體"/>
         <a:font script="Arab" typeface="Arial"/>
         <a:font script="Hebr" typeface="Arial"/>
@@ -2197,6 +2045,23 @@
         <a:font script="Viet" typeface="Arial"/>
         <a:font script="Uigh" typeface="Microsoft Uighur"/>
         <a:font script="Geor" typeface="Sylfaen"/>
+        <a:font script="Armn" typeface="Arial"/>
+        <a:font script="Bugi" typeface="Leelawadee UI"/>
+        <a:font script="Bopo" typeface="Microsoft JhengHei"/>
+        <a:font script="Java" typeface="Javanese Text"/>
+        <a:font script="Lisu" typeface="Segoe UI"/>
+        <a:font script="Mymr" typeface="Myanmar Text"/>
+        <a:font script="Nkoo" typeface="Ebrima"/>
+        <a:font script="Olck" typeface="Nirmala UI"/>
+        <a:font script="Osma" typeface="Ebrima"/>
+        <a:font script="Phag" typeface="Phagspa"/>
+        <a:font script="Syrn" typeface="Estrangelo Edessa"/>
+        <a:font script="Syrj" typeface="Estrangelo Edessa"/>
+        <a:font script="Syre" typeface="Estrangelo Edessa"/>
+        <a:font script="Sora" typeface="Nirmala UI"/>
+        <a:font script="Tale" typeface="Microsoft Tai Le"/>
+        <a:font script="Talu" typeface="Microsoft New Tai Lue"/>
+        <a:font script="Tfng" typeface="Ebrima"/>
       </a:minorFont>
     </a:fontScheme>
     <a:fmtScheme name="Office">
@@ -2208,227 +2073,141 @@
           <a:gsLst>
             <a:gs pos="0">
               <a:schemeClr val="phClr">
-                <a:tint val="50000"/>
-                <a:satMod val="300000"/>
+                <a:lumMod val="110000"/>
+                <a:satMod val="105000"/>
+                <a:tint val="67000"/>
               </a:schemeClr>
             </a:gs>
-            <a:gs pos="35000">
+            <a:gs pos="50000">
               <a:schemeClr val="phClr">
-                <a:tint val="37000"/>
-                <a:satMod val="300000"/>
+                <a:lumMod val="105000"/>
+                <a:satMod val="103000"/>
+                <a:tint val="73000"/>
               </a:schemeClr>
             </a:gs>
             <a:gs pos="100000">
               <a:schemeClr val="phClr">
-                <a:tint val="15000"/>
-                <a:satMod val="350000"/>
+                <a:lumMod val="105000"/>
+                <a:satMod val="109000"/>
+                <a:tint val="81000"/>
               </a:schemeClr>
             </a:gs>
           </a:gsLst>
-          <a:lin ang="16200000" scaled="1"/>
+          <a:lin ang="5400000" scaled="0"/>
         </a:gradFill>
         <a:gradFill rotWithShape="1">
           <a:gsLst>
             <a:gs pos="0">
               <a:schemeClr val="phClr">
-                <a:tint val="100000"/>
+                <a:satMod val="103000"/>
+                <a:lumMod val="102000"/>
+                <a:tint val="94000"/>
+              </a:schemeClr>
+            </a:gs>
+            <a:gs pos="50000">
+              <a:schemeClr val="phClr">
+                <a:satMod val="110000"/>
+                <a:lumMod val="100000"/>
                 <a:shade val="100000"/>
-                <a:satMod val="130000"/>
               </a:schemeClr>
             </a:gs>
             <a:gs pos="100000">
               <a:schemeClr val="phClr">
-                <a:tint val="50000"/>
-                <a:shade val="100000"/>
-                <a:satMod val="350000"/>
+                <a:lumMod val="99000"/>
+                <a:satMod val="120000"/>
+                <a:shade val="78000"/>
               </a:schemeClr>
             </a:gs>
           </a:gsLst>
-          <a:lin ang="16200000" scaled="0"/>
+          <a:lin ang="5400000" scaled="0"/>
         </a:gradFill>
       </a:fillStyleLst>
       <a:lnStyleLst>
-        <a:ln w="9525" cap="flat" cmpd="sng" algn="ctr">
-          <a:solidFill>
-            <a:schemeClr val="phClr">
-              <a:shade val="95000"/>
-              <a:satMod val="105000"/>
-            </a:schemeClr>
-          </a:solidFill>
-          <a:prstDash val="solid"/>
-        </a:ln>
-        <a:ln w="25400" cap="flat" cmpd="sng" algn="ctr">
+        <a:ln w="6350" cap="flat" cmpd="sng" algn="ctr">
           <a:solidFill>
             <a:schemeClr val="phClr"/>
           </a:solidFill>
           <a:prstDash val="solid"/>
+          <a:miter lim="800000"/>
         </a:ln>
-        <a:ln w="38100" cap="flat" cmpd="sng" algn="ctr">
+        <a:ln w="12700" cap="flat" cmpd="sng" algn="ctr">
           <a:solidFill>
             <a:schemeClr val="phClr"/>
           </a:solidFill>
           <a:prstDash val="solid"/>
+          <a:miter lim="800000"/>
+        </a:ln>
+        <a:ln w="19050" cap="flat" cmpd="sng" algn="ctr">
+          <a:solidFill>
+            <a:schemeClr val="phClr"/>
+          </a:solidFill>
+          <a:prstDash val="solid"/>
+          <a:miter lim="800000"/>
         </a:ln>
       </a:lnStyleLst>
       <a:effectStyleLst>
         <a:effectStyle>
+          <a:effectLst/>
+        </a:effectStyle>
+        <a:effectStyle>
+          <a:effectLst/>
+        </a:effectStyle>
+        <a:effectStyle>
           <a:effectLst>
-            <a:outerShdw blurRad="40000" dist="20000" dir="5400000" rotWithShape="0">
+            <a:outerShdw blurRad="57150" dist="19050" dir="5400000" algn="ctr" rotWithShape="0">
               <a:srgbClr val="000000">
-                <a:alpha val="38000"/>
+                <a:alpha val="63000"/>
               </a:srgbClr>
             </a:outerShdw>
           </a:effectLst>
-        </a:effectStyle>
-        <a:effectStyle>
-          <a:effectLst>
-            <a:outerShdw blurRad="40000" dist="23000" dir="5400000" rotWithShape="0">
-              <a:srgbClr val="000000">
-                <a:alpha val="35000"/>
-              </a:srgbClr>
-            </a:outerShdw>
-          </a:effectLst>
-        </a:effectStyle>
-        <a:effectStyle>
-          <a:effectLst>
-            <a:outerShdw blurRad="40000" dist="23000" dir="5400000" rotWithShape="0">
-              <a:srgbClr val="000000">
-                <a:alpha val="35000"/>
-              </a:srgbClr>
-            </a:outerShdw>
-          </a:effectLst>
-          <a:scene3d>
-            <a:camera prst="orthographicFront">
-              <a:rot lat="0" lon="0" rev="0"/>
-            </a:camera>
-            <a:lightRig rig="threePt" dir="t">
-              <a:rot lat="0" lon="0" rev="1200000"/>
-            </a:lightRig>
-          </a:scene3d>
-          <a:sp3d>
-            <a:bevelT w="63500" h="25400"/>
-          </a:sp3d>
         </a:effectStyle>
       </a:effectStyleLst>
       <a:bgFillStyleLst>
         <a:solidFill>
           <a:schemeClr val="phClr"/>
         </a:solidFill>
+        <a:solidFill>
+          <a:schemeClr val="phClr">
+            <a:tint val="95000"/>
+            <a:satMod val="170000"/>
+          </a:schemeClr>
+        </a:solidFill>
         <a:gradFill rotWithShape="1">
           <a:gsLst>
             <a:gs pos="0">
               <a:schemeClr val="phClr">
-                <a:tint val="40000"/>
-                <a:satMod val="350000"/>
+                <a:tint val="93000"/>
+                <a:satMod val="150000"/>
+                <a:shade val="98000"/>
+                <a:lumMod val="102000"/>
               </a:schemeClr>
             </a:gs>
-            <a:gs pos="40000">
+            <a:gs pos="50000">
               <a:schemeClr val="phClr">
-                <a:tint val="45000"/>
-                <a:shade val="99000"/>
-                <a:satMod val="350000"/>
+                <a:tint val="98000"/>
+                <a:satMod val="130000"/>
+                <a:shade val="90000"/>
+                <a:lumMod val="103000"/>
               </a:schemeClr>
             </a:gs>
             <a:gs pos="100000">
               <a:schemeClr val="phClr">
-                <a:shade val="20000"/>
-                <a:satMod val="255000"/>
+                <a:shade val="63000"/>
+                <a:satMod val="120000"/>
               </a:schemeClr>
             </a:gs>
           </a:gsLst>
-          <a:path path="circle">
-            <a:fillToRect l="50000" t="-80000" r="50000" b="180000"/>
-          </a:path>
-        </a:gradFill>
-        <a:gradFill rotWithShape="1">
-          <a:gsLst>
-            <a:gs pos="0">
-              <a:schemeClr val="phClr">
-                <a:tint val="80000"/>
-                <a:satMod val="300000"/>
-              </a:schemeClr>
-            </a:gs>
-            <a:gs pos="100000">
-              <a:schemeClr val="phClr">
-                <a:shade val="30000"/>
-                <a:satMod val="200000"/>
-              </a:schemeClr>
-            </a:gs>
-          </a:gsLst>
-          <a:path path="circle">
-            <a:fillToRect l="50000" t="50000" r="50000" b="50000"/>
-          </a:path>
+          <a:lin ang="5400000" scaled="0"/>
         </a:gradFill>
       </a:bgFillStyleLst>
     </a:fmtScheme>
   </a:themeElements>
-  <a:objectDefaults>
-    <a:spDef>
-      <a:spPr/>
-      <a:bodyPr/>
-      <a:lstStyle/>
-      <a:style>
-        <a:lnRef idx="1">
-          <a:schemeClr val="accent1"/>
-        </a:lnRef>
-        <a:fillRef idx="3">
-          <a:schemeClr val="accent1"/>
-        </a:fillRef>
-        <a:effectRef idx="2">
-          <a:schemeClr val="accent1"/>
-        </a:effectRef>
-        <a:fontRef idx="minor">
-          <a:schemeClr val="lt1"/>
-        </a:fontRef>
-      </a:style>
-    </a:spDef>
-    <a:lnDef>
-      <a:spPr/>
-      <a:bodyPr/>
-      <a:lstStyle/>
-      <a:style>
-        <a:lnRef idx="2">
-          <a:schemeClr val="accent1"/>
-        </a:lnRef>
-        <a:fillRef idx="0">
-          <a:schemeClr val="accent1"/>
-        </a:fillRef>
-        <a:effectRef idx="1">
-          <a:schemeClr val="accent1"/>
-        </a:effectRef>
-        <a:fontRef idx="minor">
-          <a:schemeClr val="tx1"/>
-        </a:fontRef>
-      </a:style>
-    </a:lnDef>
-  </a:objectDefaults>
+  <a:objectDefaults/>
   <a:extraClrSchemeLst/>
+  <a:extLst>
+    <a:ext uri="{05A4C25C-085E-4340-85A3-A5531E510DB2}">
+      <thm15:themeFamily xmlns:thm15="http://schemas.microsoft.com/office/thememl/2012/main" name="Office Theme" id="{62F939B6-93AF-4DB8-9C6B-D6C7DFDC589F}" vid="{4A3C46E8-61CC-4603-A589-7422A47A8E4A}"/>
+    </a:ext>
+  </a:extLst>
 </a:theme>
-</file>
-
-<file path=customXml/item1.xml><?xml version="1.0" encoding="utf-8"?>
-<go:gDocsCustomXmlDataStorage xmlns:go="http://customooxmlschemas.google.com/" xmlns:r="http://schemas.openxmlformats.org/officeDocument/2006/relationships">
-  <go:docsCustomData xmlns:go="http://customooxmlschemas.google.com/" roundtripDataSignature="AMtx7mgy+tPC+64EsUU6ZE+1IaiwlbDtPg==">AMUW2mUUK6xeZaKDPv0cHWjIlo4bBbd6QjGOXm38HXjp2x9eZjSN4ouKo9mNLWYErNg39WNIQ99iupz8dpwETLApF1W0l7GR4zBfAgpN7TmS8VirVNxl21HHYDkSMLjt43Wu1zfGdN70</go:docsCustomData>
-</go:gDocsCustomXmlDataStorage>
-</file>
-
-<file path=customXml/item2.xml><?xml version="1.0" encoding="utf-8"?>
-<b:Sources xmlns:b="http://schemas.openxmlformats.org/officeDocument/2006/bibliography" xmlns="http://schemas.openxmlformats.org/officeDocument/2006/bibliography" SelectedStyle="\APASixthEditionOfficeOnline.xsl" StyleName="APA" Version="6"/>
-</file>
-
-<file path=customXml/itemProps1.xml><?xml version="1.0" encoding="utf-8"?>
-<ds:datastoreItem xmlns:ds="http://schemas.openxmlformats.org/officeDocument/2006/customXml" ds:itemID="{11111111-1234-1234-1234-123412341234}">
-  <ds:schemaRefs>
-    <ds:schemaRef ds:uri="http://customooxmlschemas.google.com/"/>
-    <ds:schemaRef ds:uri="http://schemas.openxmlformats.org/officeDocument/2006/relationships"/>
-  </ds:schemaRefs>
-</ds:datastoreItem>
-</file>
-
-<file path=customXml/itemProps2.xml><?xml version="1.0" encoding="utf-8"?>
-<ds:datastoreItem xmlns:ds="http://schemas.openxmlformats.org/officeDocument/2006/customXml" ds:itemID="{FEBCF0A5-B8D0-4E4F-9D81-D2CAFDDCAB09}">
-  <ds:schemaRefs>
-    <ds:schemaRef ds:uri="http://schemas.openxmlformats.org/officeDocument/2006/bibliography"/>
-  </ds:schemaRefs>
-</ds:datastoreItem>
 </file>